--- a/UI-UX/Junho/Aula 10/ATIVIDADE 1.docx
+++ b/UI-UX/Junho/Aula 10/ATIVIDADE 1.docx
@@ -87,7 +87,25 @@
           <w:sz w:val="24"/>
           <w:szCs w:val="24"/>
         </w:rPr>
-        <w:t>Escolha um site ou aplicativo que você usa frequentemente (ex: iFood, Instagram, Netflix, app do banco)</w:t>
+        <w:t>Escolha um site ou aplicativo que você usa frequentemente (</w:t>
+      </w:r>
+      <w:proofErr w:type="spellStart"/>
+      <w:r>
+        <w:rPr>
+          <w:rFonts w:ascii="Times New Roman" w:hAnsi="Times New Roman" w:cs="Times New Roman"/>
+          <w:sz w:val="24"/>
+          <w:szCs w:val="24"/>
+        </w:rPr>
+        <w:t>ex</w:t>
+      </w:r>
+      <w:proofErr w:type="spellEnd"/>
+      <w:r>
+        <w:rPr>
+          <w:rFonts w:ascii="Times New Roman" w:hAnsi="Times New Roman" w:cs="Times New Roman"/>
+          <w:sz w:val="24"/>
+          <w:szCs w:val="24"/>
+        </w:rPr>
+        <w:t>: iFood, Instagram, Netflix, app do banco)</w:t>
       </w:r>
     </w:p>
     <w:p>
@@ -171,7 +189,43 @@
           <w:sz w:val="24"/>
           <w:szCs w:val="24"/>
         </w:rPr>
-        <w:t>Execute uma ação principal (comprar, curtir, salvar, etc.)</w:t>
+        <w:t xml:space="preserve">Execute uma ação principal (comprar, </w:t>
+      </w:r>
+      <w:proofErr w:type="gramStart"/>
+      <w:r>
+        <w:rPr>
+          <w:rFonts w:ascii="Times New Roman" w:hAnsi="Times New Roman" w:cs="Times New Roman"/>
+          <w:sz w:val="24"/>
+          <w:szCs w:val="24"/>
+        </w:rPr>
+        <w:t>curtir</w:t>
+      </w:r>
+      <w:proofErr w:type="gramEnd"/>
+      <w:r>
+        <w:rPr>
+          <w:rFonts w:ascii="Times New Roman" w:hAnsi="Times New Roman" w:cs="Times New Roman"/>
+          <w:sz w:val="24"/>
+          <w:szCs w:val="24"/>
+        </w:rPr>
+        <w:t xml:space="preserve">, </w:t>
+      </w:r>
+      <w:proofErr w:type="gramStart"/>
+      <w:r>
+        <w:rPr>
+          <w:rFonts w:ascii="Times New Roman" w:hAnsi="Times New Roman" w:cs="Times New Roman"/>
+          <w:sz w:val="24"/>
+          <w:szCs w:val="24"/>
+        </w:rPr>
+        <w:t>salvar, etc.</w:t>
+      </w:r>
+      <w:proofErr w:type="gramEnd"/>
+      <w:r>
+        <w:rPr>
+          <w:rFonts w:ascii="Times New Roman" w:hAnsi="Times New Roman" w:cs="Times New Roman"/>
+          <w:sz w:val="24"/>
+          <w:szCs w:val="24"/>
+        </w:rPr>
+        <w:t>)</w:t>
       </w:r>
     </w:p>
     <w:p>
@@ -436,7 +490,25 @@
                 <w:sz w:val="24"/>
                 <w:szCs w:val="24"/>
               </w:rPr>
-              <w:t>Sim, consegui pois já tenho familiaridade com o site. Porém é meio confuso que a pessoa não pode “curtir” produtos, ela deve adicionar a sua lista de desejo, porém o select da lista não é tão destacado e exibido como eu acredito que deveria ser. A página principal é cheia de banners e misturou os produtos que eu poderia estar interessado, mostrando livros do Harry Potter e Fones de Ouvido na mesma fileira</w:t>
+              <w:t xml:space="preserve">Sim, consegui pois já tenho familiaridade com o site. Porém é meio confuso que a pessoa não pode “curtir” produtos, ela deve adicionar a sua lista de desejo, porém o </w:t>
+            </w:r>
+            <w:proofErr w:type="spellStart"/>
+            <w:r>
+              <w:rPr>
+                <w:rFonts w:ascii="Times New Roman" w:hAnsi="Times New Roman" w:cs="Times New Roman"/>
+                <w:sz w:val="24"/>
+                <w:szCs w:val="24"/>
+              </w:rPr>
+              <w:t>select</w:t>
+            </w:r>
+            <w:proofErr w:type="spellEnd"/>
+            <w:r>
+              <w:rPr>
+                <w:rFonts w:ascii="Times New Roman" w:hAnsi="Times New Roman" w:cs="Times New Roman"/>
+                <w:sz w:val="24"/>
+                <w:szCs w:val="24"/>
+              </w:rPr>
+              <w:t xml:space="preserve"> da lista não é tão destacado e exibido como eu acredito que deveria ser. A página principal é cheia de banners e misturou os produtos que eu poderia estar interessado, mostrando livros do Harry Potter e Fones de Ouvido na mesma fileira</w:t>
             </w:r>
           </w:p>
         </w:tc>
@@ -581,6 +653,7 @@
                 <w:szCs w:val="24"/>
               </w:rPr>
             </w:pPr>
+            <w:proofErr w:type="spellStart"/>
             <w:r>
               <w:rPr>
                 <w:rFonts w:ascii="Times New Roman" w:hAnsi="Times New Roman" w:cs="Times New Roman"/>
@@ -591,6 +664,7 @@
               </w:rPr>
               <w:t>Memorabilidade</w:t>
             </w:r>
+            <w:proofErr w:type="spellEnd"/>
           </w:p>
         </w:tc>
         <w:tc>
@@ -678,7 +752,25 @@
                 <w:sz w:val="24"/>
                 <w:szCs w:val="24"/>
               </w:rPr>
-              <w:t>Eu lembraria como pesquisar um produto, mas provavelmente esqueceria onde está o select da lista</w:t>
+              <w:t xml:space="preserve">Eu lembraria como pesquisar um produto, mas provavelmente esqueceria onde está o </w:t>
+            </w:r>
+            <w:proofErr w:type="spellStart"/>
+            <w:r>
+              <w:rPr>
+                <w:rFonts w:ascii="Times New Roman" w:hAnsi="Times New Roman" w:cs="Times New Roman"/>
+                <w:sz w:val="24"/>
+                <w:szCs w:val="24"/>
+              </w:rPr>
+              <w:t>select</w:t>
+            </w:r>
+            <w:proofErr w:type="spellEnd"/>
+            <w:r>
+              <w:rPr>
+                <w:rFonts w:ascii="Times New Roman" w:hAnsi="Times New Roman" w:cs="Times New Roman"/>
+                <w:sz w:val="24"/>
+                <w:szCs w:val="24"/>
+              </w:rPr>
+              <w:t xml:space="preserve"> da lista</w:t>
             </w:r>
           </w:p>
         </w:tc>
@@ -806,17 +898,29 @@
               </w:rPr>
               <w:t>Em questão de criação de conta foi bom, em questão de pesquisar por “</w:t>
             </w:r>
-            <w:hyperlink r:id="rId5" w:history="1">
-              <w:r>
-                <w:rPr>
-                  <w:rStyle w:val="Hyperlink"/>
-                  <w:rFonts w:ascii="Times New Roman" w:hAnsi="Times New Roman" w:cs="Times New Roman"/>
-                  <w:sz w:val="24"/>
-                  <w:szCs w:val="24"/>
-                </w:rPr>
-                <w:t>tblet</w:t>
-              </w:r>
-            </w:hyperlink>
+            <w:proofErr w:type="spellStart"/>
+            <w:r>
+              <w:fldChar w:fldCharType="begin"/>
+            </w:r>
+            <w:r>
+              <w:instrText>HYPERLINK "https://www.amazon.com.br/s?k=tblet&amp;dc&amp;__mk_pt_BR=%C3%85M%C3%85%C5%BD%C3%95%C3%91&amp;crid=NS49XRU3RCNH&amp;sprefix=tble%2Caps%2C216&amp;ref=a9_asc_1"</w:instrText>
+            </w:r>
+            <w:r>
+              <w:fldChar w:fldCharType="separate"/>
+            </w:r>
+            <w:r>
+              <w:rPr>
+                <w:rStyle w:val="Hyperlink"/>
+                <w:rFonts w:ascii="Times New Roman" w:hAnsi="Times New Roman" w:cs="Times New Roman"/>
+                <w:sz w:val="24"/>
+                <w:szCs w:val="24"/>
+              </w:rPr>
+              <w:t>tblet</w:t>
+            </w:r>
+            <w:proofErr w:type="spellEnd"/>
+            <w:r>
+              <w:fldChar w:fldCharType="end"/>
+            </w:r>
             <w:r>
               <w:rPr>
                 <w:rFonts w:ascii="Times New Roman" w:hAnsi="Times New Roman" w:cs="Times New Roman"/>
@@ -831,7 +935,61 @@
                 <w:sz w:val="24"/>
                 <w:szCs w:val="24"/>
               </w:rPr>
-              <w:t>. Ao tentar adicionar 50 box do harry potter, ele me informou que há apenas 25 no estoque, perfeito.</w:t>
+              <w:t xml:space="preserve">. Ao tentar adicionar </w:t>
+            </w:r>
+            <w:proofErr w:type="gramStart"/>
+            <w:r>
+              <w:rPr>
+                <w:rFonts w:ascii="Times New Roman" w:hAnsi="Times New Roman" w:cs="Times New Roman"/>
+                <w:sz w:val="24"/>
+                <w:szCs w:val="24"/>
+              </w:rPr>
+              <w:t>50 box</w:t>
+            </w:r>
+            <w:proofErr w:type="gramEnd"/>
+            <w:r>
+              <w:rPr>
+                <w:rFonts w:ascii="Times New Roman" w:hAnsi="Times New Roman" w:cs="Times New Roman"/>
+                <w:sz w:val="24"/>
+                <w:szCs w:val="24"/>
+              </w:rPr>
+              <w:t xml:space="preserve"> do </w:t>
+            </w:r>
+            <w:proofErr w:type="spellStart"/>
+            <w:r>
+              <w:rPr>
+                <w:rFonts w:ascii="Times New Roman" w:hAnsi="Times New Roman" w:cs="Times New Roman"/>
+                <w:sz w:val="24"/>
+                <w:szCs w:val="24"/>
+              </w:rPr>
+              <w:t>harry</w:t>
+            </w:r>
+            <w:proofErr w:type="spellEnd"/>
+            <w:r>
+              <w:rPr>
+                <w:rFonts w:ascii="Times New Roman" w:hAnsi="Times New Roman" w:cs="Times New Roman"/>
+                <w:sz w:val="24"/>
+                <w:szCs w:val="24"/>
+              </w:rPr>
+              <w:t xml:space="preserve"> </w:t>
+            </w:r>
+            <w:proofErr w:type="spellStart"/>
+            <w:r>
+              <w:rPr>
+                <w:rFonts w:ascii="Times New Roman" w:hAnsi="Times New Roman" w:cs="Times New Roman"/>
+                <w:sz w:val="24"/>
+                <w:szCs w:val="24"/>
+              </w:rPr>
+              <w:t>potter</w:t>
+            </w:r>
+            <w:proofErr w:type="spellEnd"/>
+            <w:r>
+              <w:rPr>
+                <w:rFonts w:ascii="Times New Roman" w:hAnsi="Times New Roman" w:cs="Times New Roman"/>
+                <w:sz w:val="24"/>
+                <w:szCs w:val="24"/>
+              </w:rPr>
+              <w:t>, ele me informou que há apenas 25 no estoque, perfeito.</w:t>
             </w:r>
           </w:p>
         </w:tc>
@@ -1143,14 +1301,16 @@
     <w:tbl>
       <w:tblPr>
         <w:tblStyle w:val="Tabelacomgrade"/>
-        <w:tblW w:w="0" w:type="auto"/>
+        <w:tblW w:w="11625" w:type="dxa"/>
+        <w:tblInd w:w="-1565" w:type="dxa"/>
+        <w:tblLayout w:type="fixed"/>
         <w:tblLook w:val="04A0" w:firstRow="1" w:lastRow="0" w:firstColumn="1" w:lastColumn="0" w:noHBand="0" w:noVBand="1"/>
       </w:tblPr>
       <w:tblGrid>
-        <w:gridCol w:w="337"/>
-        <w:gridCol w:w="1452"/>
-        <w:gridCol w:w="2212"/>
-        <w:gridCol w:w="4493"/>
+        <w:gridCol w:w="426"/>
+        <w:gridCol w:w="1418"/>
+        <w:gridCol w:w="5245"/>
+        <w:gridCol w:w="4536"/>
       </w:tblGrid>
       <w:tr>
         <w:trPr>
@@ -1158,7 +1318,7 @@
         </w:trPr>
         <w:tc>
           <w:tcPr>
-            <w:tcW w:w="1300" w:type="dxa"/>
+            <w:tcW w:w="426" w:type="dxa"/>
             <w:hideMark/>
           </w:tcPr>
           <w:p>
@@ -1185,7 +1345,7 @@
         </w:tc>
         <w:tc>
           <w:tcPr>
-            <w:tcW w:w="3700" w:type="dxa"/>
+            <w:tcW w:w="1418" w:type="dxa"/>
             <w:hideMark/>
           </w:tcPr>
           <w:p>
@@ -1212,7 +1372,7 @@
         </w:tc>
         <w:tc>
           <w:tcPr>
-            <w:tcW w:w="3700" w:type="dxa"/>
+            <w:tcW w:w="5245" w:type="dxa"/>
             <w:hideMark/>
           </w:tcPr>
           <w:p>
@@ -1239,7 +1399,7 @@
         </w:tc>
         <w:tc>
           <w:tcPr>
-            <w:tcW w:w="5320" w:type="dxa"/>
+            <w:tcW w:w="4536" w:type="dxa"/>
             <w:hideMark/>
           </w:tcPr>
           <w:p>
@@ -1271,7 +1431,7 @@
         </w:trPr>
         <w:tc>
           <w:tcPr>
-            <w:tcW w:w="1300" w:type="dxa"/>
+            <w:tcW w:w="426" w:type="dxa"/>
             <w:hideMark/>
           </w:tcPr>
           <w:p>
@@ -1298,7 +1458,7 @@
         </w:tc>
         <w:tc>
           <w:tcPr>
-            <w:tcW w:w="3700" w:type="dxa"/>
+            <w:tcW w:w="1418" w:type="dxa"/>
             <w:hideMark/>
           </w:tcPr>
           <w:p>
@@ -1325,7 +1485,7 @@
         </w:tc>
         <w:tc>
           <w:tcPr>
-            <w:tcW w:w="3700" w:type="dxa"/>
+            <w:tcW w:w="5245" w:type="dxa"/>
             <w:hideMark/>
           </w:tcPr>
           <w:p>
@@ -1349,6 +1509,7 @@
                 <w:rFonts w:ascii="Times New Roman" w:hAnsi="Times New Roman" w:cs="Times New Roman"/>
                 <w:b/>
                 <w:bCs/>
+                <w:noProof/>
                 <w:sz w:val="24"/>
                 <w:szCs w:val="24"/>
               </w:rPr>
@@ -1368,7 +1529,7 @@
                           <pic:cNvPicPr/>
                         </pic:nvPicPr>
                         <pic:blipFill>
-                          <a:blip r:embed="rId6"/>
+                          <a:blip r:embed="rId5"/>
                           <a:stretch>
                             <a:fillRect/>
                           </a:stretch>
@@ -1399,10 +1560,10 @@
                 <w:rFonts w:ascii="Times New Roman" w:hAnsi="Times New Roman" w:cs="Times New Roman"/>
                 <w:b/>
                 <w:bCs/>
-                <w:sz w:val="24"/>
-                <w:szCs w:val="24"/>
-              </w:rPr>
-              <w:lastRenderedPageBreak/>
+                <w:noProof/>
+                <w:sz w:val="24"/>
+                <w:szCs w:val="24"/>
+              </w:rPr>
               <w:drawing>
                 <wp:inline distT="0" distB="0" distL="0" distR="0" wp14:anchorId="0F00EAA6" wp14:editId="60099621">
                   <wp:extent cx="607462" cy="1190625"/>
@@ -1419,7 +1580,7 @@
                           <pic:cNvPicPr/>
                         </pic:nvPicPr>
                         <pic:blipFill>
-                          <a:blip r:embed="rId7"/>
+                          <a:blip r:embed="rId6"/>
                           <a:stretch>
                             <a:fillRect/>
                           </a:stretch>
@@ -1465,7 +1626,7 @@
                           <pic:cNvPicPr/>
                         </pic:nvPicPr>
                         <pic:blipFill rotWithShape="1">
-                          <a:blip r:embed="rId8"/>
+                          <a:blip r:embed="rId7"/>
                           <a:srcRect l="176" r="17607" b="61112"/>
                           <a:stretch>
                             <a:fillRect/>
@@ -1512,13 +1673,20 @@
               <w:rPr>
                 <w:noProof/>
               </w:rPr>
-              <w:t>O site mostra se meu produto foi adicionado ao carrinho e mostra o status dele ao comprar. Se ele está para ser enviado, se ele foi enviado, em qual etapa de entrega ele está e etc</w:t>
-            </w:r>
-          </w:p>
-        </w:tc>
-        <w:tc>
-          <w:tcPr>
-            <w:tcW w:w="5320" w:type="dxa"/>
+              <w:t xml:space="preserve">O site mostra se meu produto foi adicionado ao carrinho e mostra o status dele ao comprar. Se ele está </w:t>
+            </w:r>
+            <w:r>
+              <w:rPr>
+                <w:noProof/>
+              </w:rPr>
+              <w:lastRenderedPageBreak/>
+              <w:t>para ser enviado, se ele foi enviado, em qual etapa de entrega ele está e etc</w:t>
+            </w:r>
+          </w:p>
+        </w:tc>
+        <w:tc>
+          <w:tcPr>
+            <w:tcW w:w="4536" w:type="dxa"/>
             <w:hideMark/>
           </w:tcPr>
           <w:p>
@@ -1555,7 +1723,7 @@
         </w:trPr>
         <w:tc>
           <w:tcPr>
-            <w:tcW w:w="1300" w:type="dxa"/>
+            <w:tcW w:w="426" w:type="dxa"/>
             <w:hideMark/>
           </w:tcPr>
           <w:p>
@@ -1582,7 +1750,7 @@
         </w:tc>
         <w:tc>
           <w:tcPr>
-            <w:tcW w:w="3700" w:type="dxa"/>
+            <w:tcW w:w="1418" w:type="dxa"/>
             <w:hideMark/>
           </w:tcPr>
           <w:p>
@@ -1609,7 +1777,7 @@
         </w:tc>
         <w:tc>
           <w:tcPr>
-            <w:tcW w:w="3700" w:type="dxa"/>
+            <w:tcW w:w="5245" w:type="dxa"/>
             <w:hideMark/>
           </w:tcPr>
           <w:p>
@@ -1637,6 +1805,7 @@
                 <w:rFonts w:ascii="Times New Roman" w:hAnsi="Times New Roman" w:cs="Times New Roman"/>
                 <w:b/>
                 <w:bCs/>
+                <w:noProof/>
                 <w:sz w:val="24"/>
                 <w:szCs w:val="24"/>
               </w:rPr>
@@ -1656,7 +1825,7 @@
                           <pic:cNvPicPr/>
                         </pic:nvPicPr>
                         <pic:blipFill>
-                          <a:blip r:embed="rId9"/>
+                          <a:blip r:embed="rId8"/>
                           <a:stretch>
                             <a:fillRect/>
                           </a:stretch>
@@ -1708,7 +1877,7 @@
         </w:tc>
         <w:tc>
           <w:tcPr>
-            <w:tcW w:w="5320" w:type="dxa"/>
+            <w:tcW w:w="4536" w:type="dxa"/>
             <w:hideMark/>
           </w:tcPr>
           <w:p>
@@ -1736,6 +1905,7 @@
                 <w:rFonts w:ascii="Times New Roman" w:hAnsi="Times New Roman" w:cs="Times New Roman"/>
                 <w:b/>
                 <w:bCs/>
+                <w:noProof/>
                 <w:sz w:val="24"/>
                 <w:szCs w:val="24"/>
               </w:rPr>
@@ -1755,7 +1925,7 @@
                           <pic:cNvPicPr/>
                         </pic:nvPicPr>
                         <pic:blipFill>
-                          <a:blip r:embed="rId10"/>
+                          <a:blip r:embed="rId9"/>
                           <a:stretch>
                             <a:fillRect/>
                           </a:stretch>
@@ -1819,10 +1989,10 @@
                 <w:rFonts w:ascii="Times New Roman" w:hAnsi="Times New Roman" w:cs="Times New Roman"/>
                 <w:b/>
                 <w:bCs/>
-                <w:sz w:val="24"/>
-                <w:szCs w:val="24"/>
-              </w:rPr>
-              <w:lastRenderedPageBreak/>
+                <w:noProof/>
+                <w:sz w:val="24"/>
+                <w:szCs w:val="24"/>
+              </w:rPr>
               <w:drawing>
                 <wp:inline distT="0" distB="0" distL="0" distR="0" wp14:anchorId="555BC95D" wp14:editId="27E40E25">
                   <wp:extent cx="1116418" cy="2371725"/>
@@ -1839,7 +2009,7 @@
                           <pic:cNvPicPr/>
                         </pic:nvPicPr>
                         <pic:blipFill>
-                          <a:blip r:embed="rId11"/>
+                          <a:blip r:embed="rId10"/>
                           <a:stretch>
                             <a:fillRect/>
                           </a:stretch>
@@ -1896,35 +2066,34 @@
         </w:trPr>
         <w:tc>
           <w:tcPr>
-            <w:tcW w:w="1300" w:type="dxa"/>
-            <w:hideMark/>
-          </w:tcPr>
-          <w:p>
-            <w:pPr>
-              <w:rPr>
-                <w:rFonts w:ascii="Times New Roman" w:hAnsi="Times New Roman" w:cs="Times New Roman"/>
-                <w:b/>
-                <w:bCs/>
-                <w:sz w:val="24"/>
-                <w:szCs w:val="24"/>
-              </w:rPr>
-            </w:pPr>
-            <w:r>
-              <w:rPr>
-                <w:rFonts w:ascii="Times New Roman" w:hAnsi="Times New Roman" w:cs="Times New Roman"/>
-                <w:b/>
-                <w:bCs/>
-                <w:sz w:val="24"/>
-                <w:szCs w:val="24"/>
-              </w:rPr>
-              <w:lastRenderedPageBreak/>
+            <w:tcW w:w="426" w:type="dxa"/>
+            <w:hideMark/>
+          </w:tcPr>
+          <w:p>
+            <w:pPr>
+              <w:rPr>
+                <w:rFonts w:ascii="Times New Roman" w:hAnsi="Times New Roman" w:cs="Times New Roman"/>
+                <w:b/>
+                <w:bCs/>
+                <w:sz w:val="24"/>
+                <w:szCs w:val="24"/>
+              </w:rPr>
+            </w:pPr>
+            <w:r>
+              <w:rPr>
+                <w:rFonts w:ascii="Times New Roman" w:hAnsi="Times New Roman" w:cs="Times New Roman"/>
+                <w:b/>
+                <w:bCs/>
+                <w:sz w:val="24"/>
+                <w:szCs w:val="24"/>
+              </w:rPr>
               <w:t>3</w:t>
             </w:r>
           </w:p>
         </w:tc>
         <w:tc>
           <w:tcPr>
-            <w:tcW w:w="3700" w:type="dxa"/>
+            <w:tcW w:w="1418" w:type="dxa"/>
             <w:hideMark/>
           </w:tcPr>
           <w:p>
@@ -1951,7 +2120,7 @@
         </w:tc>
         <w:tc>
           <w:tcPr>
-            <w:tcW w:w="3700" w:type="dxa"/>
+            <w:tcW w:w="5245" w:type="dxa"/>
             <w:hideMark/>
           </w:tcPr>
           <w:p>
@@ -1982,7 +2151,7 @@
         </w:tc>
         <w:tc>
           <w:tcPr>
-            <w:tcW w:w="5320" w:type="dxa"/>
+            <w:tcW w:w="4536" w:type="dxa"/>
             <w:hideMark/>
           </w:tcPr>
           <w:p>
@@ -2007,7 +2176,43 @@
                 <w:sz w:val="24"/>
                 <w:szCs w:val="24"/>
               </w:rPr>
-              <w:t>Seria bom se os produtos tivessem um coração para serem adicionados á lista de compras ao invés de ter que entrar no produto e clicar no select da lista</w:t>
+              <w:t xml:space="preserve">Seria bom se os produtos tivessem um coração para serem adicionados </w:t>
+            </w:r>
+            <w:proofErr w:type="spellStart"/>
+            <w:r>
+              <w:rPr>
+                <w:rFonts w:ascii="Times New Roman" w:hAnsi="Times New Roman" w:cs="Times New Roman"/>
+                <w:sz w:val="24"/>
+                <w:szCs w:val="24"/>
+              </w:rPr>
+              <w:t>á</w:t>
+            </w:r>
+            <w:proofErr w:type="spellEnd"/>
+            <w:r>
+              <w:rPr>
+                <w:rFonts w:ascii="Times New Roman" w:hAnsi="Times New Roman" w:cs="Times New Roman"/>
+                <w:sz w:val="24"/>
+                <w:szCs w:val="24"/>
+              </w:rPr>
+              <w:t xml:space="preserve"> lista de compras ao invés de ter que entrar no produto e clicar no </w:t>
+            </w:r>
+            <w:proofErr w:type="spellStart"/>
+            <w:r>
+              <w:rPr>
+                <w:rFonts w:ascii="Times New Roman" w:hAnsi="Times New Roman" w:cs="Times New Roman"/>
+                <w:sz w:val="24"/>
+                <w:szCs w:val="24"/>
+              </w:rPr>
+              <w:t>select</w:t>
+            </w:r>
+            <w:proofErr w:type="spellEnd"/>
+            <w:r>
+              <w:rPr>
+                <w:rFonts w:ascii="Times New Roman" w:hAnsi="Times New Roman" w:cs="Times New Roman"/>
+                <w:sz w:val="24"/>
+                <w:szCs w:val="24"/>
+              </w:rPr>
+              <w:t xml:space="preserve"> da lista</w:t>
             </w:r>
           </w:p>
         </w:tc>
@@ -2018,7 +2223,7 @@
         </w:trPr>
         <w:tc>
           <w:tcPr>
-            <w:tcW w:w="1300" w:type="dxa"/>
+            <w:tcW w:w="426" w:type="dxa"/>
             <w:hideMark/>
           </w:tcPr>
           <w:p>
@@ -2045,7 +2250,7 @@
         </w:tc>
         <w:tc>
           <w:tcPr>
-            <w:tcW w:w="3700" w:type="dxa"/>
+            <w:tcW w:w="1418" w:type="dxa"/>
             <w:hideMark/>
           </w:tcPr>
           <w:p>
@@ -2072,7 +2277,7 @@
         </w:tc>
         <w:tc>
           <w:tcPr>
-            <w:tcW w:w="3700" w:type="dxa"/>
+            <w:tcW w:w="5245" w:type="dxa"/>
             <w:hideMark/>
           </w:tcPr>
           <w:p>
@@ -2099,7 +2304,7 @@
         </w:tc>
         <w:tc>
           <w:tcPr>
-            <w:tcW w:w="5320" w:type="dxa"/>
+            <w:tcW w:w="4536" w:type="dxa"/>
             <w:hideMark/>
           </w:tcPr>
           <w:p>
@@ -2138,9 +2343,11 @@
                 <w:rFonts w:ascii="Times New Roman" w:hAnsi="Times New Roman" w:cs="Times New Roman"/>
                 <w:b/>
                 <w:bCs/>
-                <w:sz w:val="24"/>
-                <w:szCs w:val="24"/>
-              </w:rPr>
+                <w:noProof/>
+                <w:sz w:val="24"/>
+                <w:szCs w:val="24"/>
+              </w:rPr>
+              <w:lastRenderedPageBreak/>
               <w:drawing>
                 <wp:inline distT="0" distB="0" distL="0" distR="0" wp14:anchorId="54ACB7A8" wp14:editId="0FAC65B0">
                   <wp:extent cx="2636874" cy="3046861"/>
@@ -2157,7 +2364,7 @@
                           <pic:cNvPicPr/>
                         </pic:nvPicPr>
                         <pic:blipFill>
-                          <a:blip r:embed="rId12"/>
+                          <a:blip r:embed="rId11"/>
                           <a:stretch>
                             <a:fillRect/>
                           </a:stretch>
@@ -2203,34 +2410,35 @@
         </w:trPr>
         <w:tc>
           <w:tcPr>
-            <w:tcW w:w="1300" w:type="dxa"/>
-            <w:hideMark/>
-          </w:tcPr>
-          <w:p>
-            <w:pPr>
-              <w:rPr>
-                <w:rFonts w:ascii="Times New Roman" w:hAnsi="Times New Roman" w:cs="Times New Roman"/>
-                <w:b/>
-                <w:bCs/>
-                <w:sz w:val="24"/>
-                <w:szCs w:val="24"/>
-              </w:rPr>
-            </w:pPr>
-            <w:r>
-              <w:rPr>
-                <w:rFonts w:ascii="Times New Roman" w:hAnsi="Times New Roman" w:cs="Times New Roman"/>
-                <w:b/>
-                <w:bCs/>
-                <w:sz w:val="24"/>
-                <w:szCs w:val="24"/>
-              </w:rPr>
+            <w:tcW w:w="426" w:type="dxa"/>
+            <w:hideMark/>
+          </w:tcPr>
+          <w:p>
+            <w:pPr>
+              <w:rPr>
+                <w:rFonts w:ascii="Times New Roman" w:hAnsi="Times New Roman" w:cs="Times New Roman"/>
+                <w:b/>
+                <w:bCs/>
+                <w:sz w:val="24"/>
+                <w:szCs w:val="24"/>
+              </w:rPr>
+            </w:pPr>
+            <w:r>
+              <w:rPr>
+                <w:rFonts w:ascii="Times New Roman" w:hAnsi="Times New Roman" w:cs="Times New Roman"/>
+                <w:b/>
+                <w:bCs/>
+                <w:sz w:val="24"/>
+                <w:szCs w:val="24"/>
+              </w:rPr>
+              <w:lastRenderedPageBreak/>
               <w:t>5</w:t>
             </w:r>
           </w:p>
         </w:tc>
         <w:tc>
           <w:tcPr>
-            <w:tcW w:w="3700" w:type="dxa"/>
+            <w:tcW w:w="1418" w:type="dxa"/>
             <w:hideMark/>
           </w:tcPr>
           <w:p>
@@ -2257,7 +2465,7 @@
         </w:tc>
         <w:tc>
           <w:tcPr>
-            <w:tcW w:w="3700" w:type="dxa"/>
+            <w:tcW w:w="5245" w:type="dxa"/>
             <w:hideMark/>
           </w:tcPr>
           <w:p>
@@ -2285,13 +2493,14 @@
                 <w:rFonts w:ascii="Times New Roman" w:hAnsi="Times New Roman" w:cs="Times New Roman"/>
                 <w:b/>
                 <w:bCs/>
+                <w:noProof/>
                 <w:sz w:val="24"/>
                 <w:szCs w:val="24"/>
               </w:rPr>
               <w:drawing>
-                <wp:inline distT="0" distB="0" distL="0" distR="0" wp14:anchorId="2530E012" wp14:editId="6BA621EF">
-                  <wp:extent cx="1190847" cy="410812"/>
-                  <wp:effectExtent l="0" t="0" r="0" b="8890"/>
+                <wp:inline distT="0" distB="0" distL="0" distR="0" wp14:anchorId="2530E012" wp14:editId="181DDB96">
+                  <wp:extent cx="4991100" cy="714375"/>
+                  <wp:effectExtent l="0" t="0" r="0" b="9525"/>
                   <wp:docPr id="489124297" name="Imagem 1"/>
                   <wp:cNvGraphicFramePr>
                     <a:graphicFrameLocks xmlns:a="http://schemas.openxmlformats.org/drawingml/2006/main" noChangeAspect="1"/>
@@ -2304,7 +2513,7 @@
                           <pic:cNvPicPr/>
                         </pic:nvPicPr>
                         <pic:blipFill>
-                          <a:blip r:embed="rId13"/>
+                          <a:blip r:embed="rId12"/>
                           <a:stretch>
                             <a:fillRect/>
                           </a:stretch>
@@ -2312,7 +2521,7 @@
                         <pic:spPr>
                           <a:xfrm>
                             <a:off x="0" y="0"/>
-                            <a:ext cx="1208062" cy="416751"/>
+                            <a:ext cx="5134152" cy="734850"/>
                           </a:xfrm>
                           <a:prstGeom prst="rect">
                             <a:avLst/>
@@ -2340,14 +2549,14 @@
                 <w:rFonts w:ascii="Times New Roman" w:hAnsi="Times New Roman" w:cs="Times New Roman"/>
                 <w:b/>
                 <w:bCs/>
-                <w:sz w:val="24"/>
-                <w:szCs w:val="24"/>
-              </w:rPr>
-              <w:lastRenderedPageBreak/>
+                <w:noProof/>
+                <w:sz w:val="24"/>
+                <w:szCs w:val="24"/>
+              </w:rPr>
               <w:drawing>
-                <wp:inline distT="0" distB="0" distL="0" distR="0" wp14:anchorId="27B19AE6" wp14:editId="33988720">
-                  <wp:extent cx="1297172" cy="1114287"/>
-                  <wp:effectExtent l="0" t="0" r="0" b="0"/>
+                <wp:inline distT="0" distB="0" distL="0" distR="0" wp14:anchorId="27B19AE6" wp14:editId="3ED04415">
+                  <wp:extent cx="3781425" cy="1609725"/>
+                  <wp:effectExtent l="0" t="0" r="9525" b="9525"/>
                   <wp:docPr id="1958144302" name="Imagem 1"/>
                   <wp:cNvGraphicFramePr>
                     <a:graphicFrameLocks xmlns:a="http://schemas.openxmlformats.org/drawingml/2006/main" noChangeAspect="1"/>
@@ -2360,7 +2569,7 @@
                           <pic:cNvPicPr/>
                         </pic:nvPicPr>
                         <pic:blipFill>
-                          <a:blip r:embed="rId14"/>
+                          <a:blip r:embed="rId13"/>
                           <a:stretch>
                             <a:fillRect/>
                           </a:stretch>
@@ -2368,7 +2577,7 @@
                         <pic:spPr>
                           <a:xfrm>
                             <a:off x="0" y="0"/>
-                            <a:ext cx="1307089" cy="1122806"/>
+                            <a:ext cx="3825661" cy="1628556"/>
                           </a:xfrm>
                           <a:prstGeom prst="rect">
                             <a:avLst/>
@@ -2396,13 +2605,14 @@
                 <w:rFonts w:ascii="Times New Roman" w:hAnsi="Times New Roman" w:cs="Times New Roman"/>
                 <w:b/>
                 <w:bCs/>
+                <w:noProof/>
                 <w:sz w:val="24"/>
                 <w:szCs w:val="24"/>
               </w:rPr>
               <w:drawing>
-                <wp:inline distT="0" distB="0" distL="0" distR="0" wp14:anchorId="4CD2C616" wp14:editId="0B4415CD">
-                  <wp:extent cx="1180214" cy="962025"/>
-                  <wp:effectExtent l="0" t="0" r="1270" b="0"/>
+                <wp:inline distT="0" distB="0" distL="0" distR="0" wp14:anchorId="4CD2C616" wp14:editId="1FC5D29A">
+                  <wp:extent cx="3151719" cy="609600"/>
+                  <wp:effectExtent l="0" t="0" r="0" b="0"/>
                   <wp:docPr id="281614593" name="Imagem 1"/>
                   <wp:cNvGraphicFramePr>
                     <a:graphicFrameLocks xmlns:a="http://schemas.openxmlformats.org/drawingml/2006/main" noChangeAspect="1"/>
@@ -2415,7 +2625,7 @@
                           <pic:cNvPicPr/>
                         </pic:nvPicPr>
                         <pic:blipFill>
-                          <a:blip r:embed="rId15"/>
+                          <a:blip r:embed="rId14"/>
                           <a:stretch>
                             <a:fillRect/>
                           </a:stretch>
@@ -2423,7 +2633,7 @@
                         <pic:spPr>
                           <a:xfrm>
                             <a:off x="0" y="0"/>
-                            <a:ext cx="1186798" cy="967392"/>
+                            <a:ext cx="3193375" cy="617657"/>
                           </a:xfrm>
                           <a:prstGeom prst="rect">
                             <a:avLst/>
@@ -2456,7 +2666,7 @@
         </w:tc>
         <w:tc>
           <w:tcPr>
-            <w:tcW w:w="5320" w:type="dxa"/>
+            <w:tcW w:w="4536" w:type="dxa"/>
             <w:hideMark/>
           </w:tcPr>
           <w:p>
@@ -2499,7 +2709,7 @@
         </w:trPr>
         <w:tc>
           <w:tcPr>
-            <w:tcW w:w="1300" w:type="dxa"/>
+            <w:tcW w:w="426" w:type="dxa"/>
             <w:hideMark/>
           </w:tcPr>
           <w:p>
@@ -2526,34 +2736,68 @@
         </w:tc>
         <w:tc>
           <w:tcPr>
-            <w:tcW w:w="3700" w:type="dxa"/>
-            <w:hideMark/>
-          </w:tcPr>
-          <w:p>
-            <w:pPr>
-              <w:rPr>
-                <w:rFonts w:ascii="Times New Roman" w:hAnsi="Times New Roman" w:cs="Times New Roman"/>
-                <w:b/>
-                <w:bCs/>
-                <w:sz w:val="24"/>
-                <w:szCs w:val="24"/>
-              </w:rPr>
-            </w:pPr>
-            <w:r>
-              <w:rPr>
-                <w:rFonts w:ascii="Times New Roman" w:hAnsi="Times New Roman" w:cs="Times New Roman"/>
-                <w:b/>
-                <w:bCs/>
-                <w:sz w:val="24"/>
-                <w:szCs w:val="24"/>
-              </w:rPr>
-              <w:t>Reconhecimento (breadcrumb, etc.)</w:t>
-            </w:r>
-          </w:p>
-        </w:tc>
-        <w:tc>
-          <w:tcPr>
-            <w:tcW w:w="3700" w:type="dxa"/>
+            <w:tcW w:w="1418" w:type="dxa"/>
+            <w:hideMark/>
+          </w:tcPr>
+          <w:p>
+            <w:pPr>
+              <w:rPr>
+                <w:rFonts w:ascii="Times New Roman" w:hAnsi="Times New Roman" w:cs="Times New Roman"/>
+                <w:b/>
+                <w:bCs/>
+                <w:sz w:val="24"/>
+                <w:szCs w:val="24"/>
+              </w:rPr>
+            </w:pPr>
+            <w:r>
+              <w:rPr>
+                <w:rFonts w:ascii="Times New Roman" w:hAnsi="Times New Roman" w:cs="Times New Roman"/>
+                <w:b/>
+                <w:bCs/>
+                <w:sz w:val="24"/>
+                <w:szCs w:val="24"/>
+              </w:rPr>
+              <w:t>Reconhecimento (</w:t>
+            </w:r>
+            <w:proofErr w:type="spellStart"/>
+            <w:proofErr w:type="gramStart"/>
+            <w:r>
+              <w:rPr>
+                <w:rFonts w:ascii="Times New Roman" w:hAnsi="Times New Roman" w:cs="Times New Roman"/>
+                <w:b/>
+                <w:bCs/>
+                <w:sz w:val="24"/>
+                <w:szCs w:val="24"/>
+              </w:rPr>
+              <w:t>breadcrumb</w:t>
+            </w:r>
+            <w:proofErr w:type="spellEnd"/>
+            <w:r>
+              <w:rPr>
+                <w:rFonts w:ascii="Times New Roman" w:hAnsi="Times New Roman" w:cs="Times New Roman"/>
+                <w:b/>
+                <w:bCs/>
+                <w:sz w:val="24"/>
+                <w:szCs w:val="24"/>
+              </w:rPr>
+              <w:t>, etc.</w:t>
+            </w:r>
+            <w:proofErr w:type="gramEnd"/>
+            <w:r>
+              <w:rPr>
+                <w:rFonts w:ascii="Times New Roman" w:hAnsi="Times New Roman" w:cs="Times New Roman"/>
+                <w:b/>
+                <w:bCs/>
+                <w:sz w:val="24"/>
+                <w:szCs w:val="24"/>
+              </w:rPr>
+              <w:t>)</w:t>
+            </w:r>
+          </w:p>
+        </w:tc>
+        <w:tc>
+          <w:tcPr>
+            <w:tcW w:w="5245" w:type="dxa"/>
             <w:hideMark/>
           </w:tcPr>
           <w:p>
@@ -2581,6 +2825,7 @@
                 <w:rFonts w:ascii="Times New Roman" w:hAnsi="Times New Roman" w:cs="Times New Roman"/>
                 <w:b/>
                 <w:bCs/>
+                <w:noProof/>
                 <w:sz w:val="24"/>
                 <w:szCs w:val="24"/>
               </w:rPr>
@@ -2600,7 +2845,7 @@
                           <pic:cNvPicPr/>
                         </pic:nvPicPr>
                         <pic:blipFill>
-                          <a:blip r:embed="rId16"/>
+                          <a:blip r:embed="rId15"/>
                           <a:stretch>
                             <a:fillRect/>
                           </a:stretch>
@@ -2624,7 +2869,7 @@
         </w:tc>
         <w:tc>
           <w:tcPr>
-            <w:tcW w:w="5320" w:type="dxa"/>
+            <w:tcW w:w="4536" w:type="dxa"/>
             <w:hideMark/>
           </w:tcPr>
           <w:p>
@@ -2656,34 +2901,35 @@
         </w:trPr>
         <w:tc>
           <w:tcPr>
-            <w:tcW w:w="1300" w:type="dxa"/>
-            <w:hideMark/>
-          </w:tcPr>
-          <w:p>
-            <w:pPr>
-              <w:rPr>
-                <w:rFonts w:ascii="Times New Roman" w:hAnsi="Times New Roman" w:cs="Times New Roman"/>
-                <w:b/>
-                <w:bCs/>
-                <w:sz w:val="24"/>
-                <w:szCs w:val="24"/>
-              </w:rPr>
-            </w:pPr>
-            <w:r>
-              <w:rPr>
-                <w:rFonts w:ascii="Times New Roman" w:hAnsi="Times New Roman" w:cs="Times New Roman"/>
-                <w:b/>
-                <w:bCs/>
-                <w:sz w:val="24"/>
-                <w:szCs w:val="24"/>
-              </w:rPr>
+            <w:tcW w:w="426" w:type="dxa"/>
+            <w:hideMark/>
+          </w:tcPr>
+          <w:p>
+            <w:pPr>
+              <w:rPr>
+                <w:rFonts w:ascii="Times New Roman" w:hAnsi="Times New Roman" w:cs="Times New Roman"/>
+                <w:b/>
+                <w:bCs/>
+                <w:sz w:val="24"/>
+                <w:szCs w:val="24"/>
+              </w:rPr>
+            </w:pPr>
+            <w:r>
+              <w:rPr>
+                <w:rFonts w:ascii="Times New Roman" w:hAnsi="Times New Roman" w:cs="Times New Roman"/>
+                <w:b/>
+                <w:bCs/>
+                <w:sz w:val="24"/>
+                <w:szCs w:val="24"/>
+              </w:rPr>
+              <w:lastRenderedPageBreak/>
               <w:t>7</w:t>
             </w:r>
           </w:p>
         </w:tc>
         <w:tc>
           <w:tcPr>
-            <w:tcW w:w="3700" w:type="dxa"/>
+            <w:tcW w:w="1418" w:type="dxa"/>
             <w:hideMark/>
           </w:tcPr>
           <w:p>
@@ -2710,7 +2956,7 @@
         </w:tc>
         <w:tc>
           <w:tcPr>
-            <w:tcW w:w="3700" w:type="dxa"/>
+            <w:tcW w:w="5245" w:type="dxa"/>
             <w:hideMark/>
           </w:tcPr>
           <w:p>
@@ -2737,7 +2983,7 @@
         </w:tc>
         <w:tc>
           <w:tcPr>
-            <w:tcW w:w="5320" w:type="dxa"/>
+            <w:tcW w:w="4536" w:type="dxa"/>
             <w:hideMark/>
           </w:tcPr>
           <w:p>
@@ -2769,7 +3015,7 @@
         </w:trPr>
         <w:tc>
           <w:tcPr>
-            <w:tcW w:w="1300" w:type="dxa"/>
+            <w:tcW w:w="426" w:type="dxa"/>
             <w:hideMark/>
           </w:tcPr>
           <w:p>
@@ -2796,7 +3042,7 @@
         </w:tc>
         <w:tc>
           <w:tcPr>
-            <w:tcW w:w="3700" w:type="dxa"/>
+            <w:tcW w:w="1418" w:type="dxa"/>
             <w:hideMark/>
           </w:tcPr>
           <w:p>
@@ -2823,7 +3069,7 @@
         </w:tc>
         <w:tc>
           <w:tcPr>
-            <w:tcW w:w="3700" w:type="dxa"/>
+            <w:tcW w:w="5245" w:type="dxa"/>
             <w:hideMark/>
           </w:tcPr>
           <w:p>
@@ -2850,7 +3096,7 @@
         </w:tc>
         <w:tc>
           <w:tcPr>
-            <w:tcW w:w="5320" w:type="dxa"/>
+            <w:tcW w:w="4536" w:type="dxa"/>
             <w:hideMark/>
           </w:tcPr>
           <w:p>
@@ -2872,6 +3118,7 @@
             <w:r>
               <w:rPr>
                 <w:rFonts w:ascii="Times New Roman" w:hAnsi="Times New Roman" w:cs="Times New Roman"/>
+                <w:noProof/>
                 <w:sz w:val="24"/>
                 <w:szCs w:val="24"/>
               </w:rPr>
@@ -2891,7 +3138,7 @@
                           <pic:cNvPicPr/>
                         </pic:nvPicPr>
                         <pic:blipFill>
-                          <a:blip r:embed="rId17"/>
+                          <a:blip r:embed="rId16"/>
                           <a:stretch>
                             <a:fillRect/>
                           </a:stretch>
@@ -2923,6 +3170,7 @@
             <w:r>
               <w:rPr>
                 <w:rFonts w:ascii="Times New Roman" w:hAnsi="Times New Roman" w:cs="Times New Roman"/>
+                <w:noProof/>
                 <w:sz w:val="24"/>
                 <w:szCs w:val="24"/>
               </w:rPr>
@@ -2942,7 +3190,7 @@
                           <pic:cNvPicPr/>
                         </pic:nvPicPr>
                         <pic:blipFill>
-                          <a:blip r:embed="rId18"/>
+                          <a:blip r:embed="rId17"/>
                           <a:stretch>
                             <a:fillRect/>
                           </a:stretch>
@@ -2991,10 +3239,10 @@
             <w:r>
               <w:rPr>
                 <w:rFonts w:ascii="Times New Roman" w:hAnsi="Times New Roman" w:cs="Times New Roman"/>
-                <w:sz w:val="24"/>
-                <w:szCs w:val="24"/>
-              </w:rPr>
-              <w:lastRenderedPageBreak/>
+                <w:noProof/>
+                <w:sz w:val="24"/>
+                <w:szCs w:val="24"/>
+              </w:rPr>
               <w:drawing>
                 <wp:inline distT="0" distB="0" distL="0" distR="0" wp14:anchorId="48EB0B30" wp14:editId="149F6BB3">
                   <wp:extent cx="1574649" cy="1910951"/>
@@ -3011,7 +3259,7 @@
                           <pic:cNvPicPr/>
                         </pic:nvPicPr>
                         <pic:blipFill>
-                          <a:blip r:embed="rId19"/>
+                          <a:blip r:embed="rId18"/>
                           <a:stretch>
                             <a:fillRect/>
                           </a:stretch>
@@ -3043,6 +3291,7 @@
             <w:r>
               <w:rPr>
                 <w:rFonts w:ascii="Times New Roman" w:hAnsi="Times New Roman" w:cs="Times New Roman"/>
+                <w:noProof/>
                 <w:sz w:val="24"/>
                 <w:szCs w:val="24"/>
               </w:rPr>
@@ -3062,7 +3311,7 @@
                           <pic:cNvPicPr/>
                         </pic:nvPicPr>
                         <pic:blipFill>
-                          <a:blip r:embed="rId20"/>
+                          <a:blip r:embed="rId19"/>
                           <a:stretch>
                             <a:fillRect/>
                           </a:stretch>
@@ -3111,9 +3360,11 @@
             <w:r>
               <w:rPr>
                 <w:rFonts w:ascii="Times New Roman" w:hAnsi="Times New Roman" w:cs="Times New Roman"/>
-                <w:sz w:val="24"/>
-                <w:szCs w:val="24"/>
-              </w:rPr>
+                <w:noProof/>
+                <w:sz w:val="24"/>
+                <w:szCs w:val="24"/>
+              </w:rPr>
+              <w:lastRenderedPageBreak/>
               <w:drawing>
                 <wp:inline distT="0" distB="0" distL="0" distR="0" wp14:anchorId="4AED1C22" wp14:editId="055D204B">
                   <wp:extent cx="5400040" cy="2651760"/>
@@ -3130,7 +3381,7 @@
                           <pic:cNvPicPr/>
                         </pic:nvPicPr>
                         <pic:blipFill>
-                          <a:blip r:embed="rId21"/>
+                          <a:blip r:embed="rId20"/>
                           <a:stretch>
                             <a:fillRect/>
                           </a:stretch>
@@ -3176,7 +3427,7 @@
         </w:trPr>
         <w:tc>
           <w:tcPr>
-            <w:tcW w:w="1300" w:type="dxa"/>
+            <w:tcW w:w="426" w:type="dxa"/>
             <w:hideMark/>
           </w:tcPr>
           <w:p>
@@ -3204,7 +3455,7 @@
         </w:tc>
         <w:tc>
           <w:tcPr>
-            <w:tcW w:w="3700" w:type="dxa"/>
+            <w:tcW w:w="1418" w:type="dxa"/>
             <w:hideMark/>
           </w:tcPr>
           <w:p>
@@ -3231,7 +3482,7 @@
         </w:tc>
         <w:tc>
           <w:tcPr>
-            <w:tcW w:w="3700" w:type="dxa"/>
+            <w:tcW w:w="5245" w:type="dxa"/>
             <w:hideMark/>
           </w:tcPr>
           <w:p>
@@ -3264,7 +3515,7 @@
         </w:tc>
         <w:tc>
           <w:tcPr>
-            <w:tcW w:w="5320" w:type="dxa"/>
+            <w:tcW w:w="4536" w:type="dxa"/>
             <w:hideMark/>
           </w:tcPr>
           <w:p>
@@ -3296,35 +3547,34 @@
         </w:trPr>
         <w:tc>
           <w:tcPr>
-            <w:tcW w:w="1300" w:type="dxa"/>
-            <w:hideMark/>
-          </w:tcPr>
-          <w:p>
-            <w:pPr>
-              <w:rPr>
-                <w:rFonts w:ascii="Times New Roman" w:hAnsi="Times New Roman" w:cs="Times New Roman"/>
-                <w:b/>
-                <w:bCs/>
-                <w:sz w:val="24"/>
-                <w:szCs w:val="24"/>
-              </w:rPr>
-            </w:pPr>
-            <w:r>
-              <w:rPr>
-                <w:rFonts w:ascii="Times New Roman" w:hAnsi="Times New Roman" w:cs="Times New Roman"/>
-                <w:b/>
-                <w:bCs/>
-                <w:sz w:val="24"/>
-                <w:szCs w:val="24"/>
-              </w:rPr>
-              <w:lastRenderedPageBreak/>
+            <w:tcW w:w="426" w:type="dxa"/>
+            <w:hideMark/>
+          </w:tcPr>
+          <w:p>
+            <w:pPr>
+              <w:rPr>
+                <w:rFonts w:ascii="Times New Roman" w:hAnsi="Times New Roman" w:cs="Times New Roman"/>
+                <w:b/>
+                <w:bCs/>
+                <w:sz w:val="24"/>
+                <w:szCs w:val="24"/>
+              </w:rPr>
+            </w:pPr>
+            <w:r>
+              <w:rPr>
+                <w:rFonts w:ascii="Times New Roman" w:hAnsi="Times New Roman" w:cs="Times New Roman"/>
+                <w:b/>
+                <w:bCs/>
+                <w:sz w:val="24"/>
+                <w:szCs w:val="24"/>
+              </w:rPr>
               <w:t>10</w:t>
             </w:r>
           </w:p>
         </w:tc>
         <w:tc>
           <w:tcPr>
-            <w:tcW w:w="3700" w:type="dxa"/>
+            <w:tcW w:w="1418" w:type="dxa"/>
             <w:hideMark/>
           </w:tcPr>
           <w:p>
@@ -3351,7 +3601,7 @@
         </w:tc>
         <w:tc>
           <w:tcPr>
-            <w:tcW w:w="3700" w:type="dxa"/>
+            <w:tcW w:w="5245" w:type="dxa"/>
             <w:hideMark/>
           </w:tcPr>
           <w:p>
@@ -3378,20 +3628,21 @@
         </w:tc>
         <w:tc>
           <w:tcPr>
-            <w:tcW w:w="5320" w:type="dxa"/>
-            <w:hideMark/>
-          </w:tcPr>
-          <w:p>
-            <w:pPr>
-              <w:rPr>
-                <w:rFonts w:ascii="Times New Roman" w:hAnsi="Times New Roman" w:cs="Times New Roman"/>
-                <w:sz w:val="24"/>
-                <w:szCs w:val="24"/>
-              </w:rPr>
-            </w:pPr>
-            <w:r>
-              <w:rPr>
-                <w:rFonts w:ascii="Times New Roman" w:hAnsi="Times New Roman" w:cs="Times New Roman"/>
+            <w:tcW w:w="4536" w:type="dxa"/>
+            <w:hideMark/>
+          </w:tcPr>
+          <w:p>
+            <w:pPr>
+              <w:rPr>
+                <w:rFonts w:ascii="Times New Roman" w:hAnsi="Times New Roman" w:cs="Times New Roman"/>
+                <w:sz w:val="24"/>
+                <w:szCs w:val="24"/>
+              </w:rPr>
+            </w:pPr>
+            <w:r>
+              <w:rPr>
+                <w:rFonts w:ascii="Times New Roman" w:hAnsi="Times New Roman" w:cs="Times New Roman"/>
+                <w:noProof/>
                 <w:sz w:val="24"/>
                 <w:szCs w:val="24"/>
               </w:rPr>
@@ -3411,7 +3662,7 @@
                           <pic:cNvPicPr/>
                         </pic:nvPicPr>
                         <pic:blipFill>
-                          <a:blip r:embed="rId22"/>
+                          <a:blip r:embed="rId21"/>
                           <a:stretch>
                             <a:fillRect/>
                           </a:stretch>
@@ -3479,8 +3730,18 @@
                 <w:sz w:val="24"/>
                 <w:szCs w:val="24"/>
               </w:rPr>
-              <w:t xml:space="preserve"> lá no footer</w:t>
-            </w:r>
+              <w:t xml:space="preserve"> lá no </w:t>
+            </w:r>
+            <w:proofErr w:type="spellStart"/>
+            <w:r>
+              <w:rPr>
+                <w:rFonts w:ascii="Times New Roman" w:hAnsi="Times New Roman" w:cs="Times New Roman"/>
+                <w:sz w:val="24"/>
+                <w:szCs w:val="24"/>
+              </w:rPr>
+              <w:t>footer</w:t>
+            </w:r>
+            <w:proofErr w:type="spellEnd"/>
             <w:r>
               <w:rPr>
                 <w:rFonts w:ascii="Times New Roman" w:hAnsi="Times New Roman" w:cs="Times New Roman"/>
@@ -3510,9 +3771,11 @@
             <w:r>
               <w:rPr>
                 <w:rFonts w:ascii="Times New Roman" w:hAnsi="Times New Roman" w:cs="Times New Roman"/>
-                <w:sz w:val="24"/>
-                <w:szCs w:val="24"/>
-              </w:rPr>
+                <w:noProof/>
+                <w:sz w:val="24"/>
+                <w:szCs w:val="24"/>
+              </w:rPr>
+              <w:lastRenderedPageBreak/>
               <w:drawing>
                 <wp:inline distT="0" distB="0" distL="0" distR="0" wp14:anchorId="2A9D4B6C" wp14:editId="60BF0BCE">
                   <wp:extent cx="2763166" cy="2658745"/>
@@ -3529,7 +3792,7 @@
                           <pic:cNvPicPr/>
                         </pic:nvPicPr>
                         <pic:blipFill>
-                          <a:blip r:embed="rId23"/>
+                          <a:blip r:embed="rId22"/>
                           <a:stretch>
                             <a:fillRect/>
                           </a:stretch>
@@ -3596,6 +3859,7 @@
             <w:r>
               <w:rPr>
                 <w:rFonts w:ascii="Times New Roman" w:hAnsi="Times New Roman" w:cs="Times New Roman"/>
+                <w:noProof/>
                 <w:sz w:val="24"/>
                 <w:szCs w:val="24"/>
               </w:rPr>
@@ -3615,7 +3879,7 @@
                           <pic:cNvPicPr/>
                         </pic:nvPicPr>
                         <pic:blipFill>
-                          <a:blip r:embed="rId24"/>
+                          <a:blip r:embed="rId23"/>
                           <a:stretch>
                             <a:fillRect/>
                           </a:stretch>
@@ -3659,7 +3923,6 @@
                 <w:sz w:val="24"/>
                 <w:szCs w:val="24"/>
               </w:rPr>
-              <w:lastRenderedPageBreak/>
               <w:t>Não se tem uma documentação de fato de como usar o site</w:t>
             </w:r>
           </w:p>
@@ -3723,7 +3986,43 @@
           <w:sz w:val="24"/>
           <w:szCs w:val="24"/>
         </w:rPr>
-        <w:t xml:space="preserve"> Use ferramentas de captura de tela (Snipping Tool, Lightshot) para documentar os exemplos.</w:t>
+        <w:t xml:space="preserve"> Use ferramentas de captura de tela (</w:t>
+      </w:r>
+      <w:proofErr w:type="spellStart"/>
+      <w:r>
+        <w:rPr>
+          <w:rFonts w:ascii="Times New Roman" w:hAnsi="Times New Roman" w:cs="Times New Roman"/>
+          <w:sz w:val="24"/>
+          <w:szCs w:val="24"/>
+        </w:rPr>
+        <w:t>Snipping</w:t>
+      </w:r>
+      <w:proofErr w:type="spellEnd"/>
+      <w:r>
+        <w:rPr>
+          <w:rFonts w:ascii="Times New Roman" w:hAnsi="Times New Roman" w:cs="Times New Roman"/>
+          <w:sz w:val="24"/>
+          <w:szCs w:val="24"/>
+        </w:rPr>
+        <w:t xml:space="preserve"> Tool, </w:t>
+      </w:r>
+      <w:proofErr w:type="spellStart"/>
+      <w:r>
+        <w:rPr>
+          <w:rFonts w:ascii="Times New Roman" w:hAnsi="Times New Roman" w:cs="Times New Roman"/>
+          <w:sz w:val="24"/>
+          <w:szCs w:val="24"/>
+        </w:rPr>
+        <w:t>Lightshot</w:t>
+      </w:r>
+      <w:proofErr w:type="spellEnd"/>
+      <w:r>
+        <w:rPr>
+          <w:rFonts w:ascii="Times New Roman" w:hAnsi="Times New Roman" w:cs="Times New Roman"/>
+          <w:sz w:val="24"/>
+          <w:szCs w:val="24"/>
+        </w:rPr>
+        <w:t>) para documentar os exemplos.</w:t>
       </w:r>
     </w:p>
     <w:p>
@@ -4500,6 +4799,7 @@
   <w:style w:type="character" w:default="1" w:styleId="Fontepargpadro">
     <w:name w:val="Default Paragraph Font"/>
     <w:uiPriority w:val="1"/>
+    <w:semiHidden/>
     <w:unhideWhenUsed/>
   </w:style>
   <w:style w:type="table" w:default="1" w:styleId="Tabelanormal">
